--- a/Fase 2/Evidencias Grupales/2.6_GuiaEstudiante_Fase 2_Informe Final Proyecto APT.docx
+++ b/Fase 2/Evidencias Grupales/2.6_GuiaEstudiante_Fase 2_Informe Final Proyecto APT.docx
@@ -233,12 +233,12 @@
                 <wp:extent cx="6238875" cy="1562100"/>
                 <wp:effectExtent b="0" l="0" r="0" t="0"/>
                 <wp:wrapNone/>
-                <wp:docPr id="54" name="image10.png"/>
+                <wp:docPr id="54" name="image1.png"/>
                 <a:graphic>
                   <a:graphicData uri="http://schemas.openxmlformats.org/drawingml/2006/picture">
                     <pic:pic>
                       <pic:nvPicPr>
-                        <pic:cNvPr id="0" name="image10.png"/>
+                        <pic:cNvPr id="0" name="image1.png"/>
                         <pic:cNvPicPr preferRelativeResize="0"/>
                       </pic:nvPicPr>
                       <pic:blipFill>
@@ -1256,7 +1256,7 @@
                 <w:szCs w:val="20"/>
                 <w:rtl w:val="0"/>
               </w:rPr>
-              <w:t xml:space="preserve">Lograr que los usuarios (profesores, estudiantes y apoderados) tengan acceso al sistema con autenticación y roles diferenciados.</w:t>
+              <w:t xml:space="preserve">Detectar a tiempo estudiantes en riesgo académico y de asistencia mediante análisis en tiempo real, alcanzando una cobertura de al menos el 95% de los casos en el primer año.</w:t>
             </w:r>
           </w:p>
           <w:p>
@@ -1273,7 +1273,7 @@
                 <w:szCs w:val="20"/>
                 <w:rtl w:val="0"/>
               </w:rPr>
-              <w:t xml:space="preserve">Implementar el módulo de gestión académica que permita registrar cursos, asignaturas, evaluaciones, notas y observaciones cualitativas.</w:t>
+              <w:t xml:space="preserve">Optimizar la toma de decisiones directivas consolidando en dashboards interactivos el 100% de los datos de asistencia, rendimiento y encuestas socio familiares antes de los primeros 8 meses.</w:t>
             </w:r>
           </w:p>
           <w:p>
@@ -1290,7 +1290,7 @@
                 <w:szCs w:val="20"/>
                 <w:rtl w:val="0"/>
               </w:rPr>
-              <w:t xml:space="preserve">Optimizar la gestión de asistencia escolar, integrando alertas automáticas a los apoderados para mejorar la comunicación y seguimiento.</w:t>
+              <w:t xml:space="preserve">Reducir el tiempo de generación de informes institucionales en un 50%, automatizando reportes académicos, de asistencia y gestión escolar en formatos PDF y Excel.</w:t>
             </w:r>
           </w:p>
           <w:p>
@@ -1307,7 +1307,7 @@
                 <w:szCs w:val="20"/>
                 <w:rtl w:val="0"/>
               </w:rPr>
-              <w:t xml:space="preserve">Recolectar y centralizar información sociofamiliar de los estudiantes, con el fin de apoyar la toma de decisiones pedagógicas y de gestión.</w:t>
+              <w:t xml:space="preserve">Incrementar la eficacia del acompañamiento pedagógico y socioemocional, identificando correlaciones entre factores familiares y rendimiento escolar en al menos el 70% de los estudiantes.</w:t>
             </w:r>
           </w:p>
           <w:p>
@@ -1324,7 +1324,7 @@
                 <w:szCs w:val="20"/>
                 <w:rtl w:val="0"/>
               </w:rPr>
-              <w:t xml:space="preserve">Automatizar la comunicación de evaluaciones y calificaciones, fortaleciendo la transparencia y el vínculo entre la comunidad educativa.</w:t>
+              <w:t xml:space="preserve">Fortalecer la comunicación escuela–familia generando notificaciones inteligentes basadas en datos de asistencia y rendimiento, alcanzando una lectura efectiva del 75% por parte de apoderados.</w:t>
             </w:r>
           </w:p>
           <w:p>
@@ -1341,7 +1341,7 @@
                 <w:szCs w:val="20"/>
                 <w:rtl w:val="0"/>
               </w:rPr>
-              <w:t xml:space="preserve">Consolidar información en un módulo de Business Intelligence (BI) que permita generar dashboards interactivos para la gestión directiva y educacional.</w:t>
+              <w:t xml:space="preserve">Mejorar la satisfacción de la comunidad educativa con la información disponible, logrando que al menos el 80% de directivos y profesores califiquen como “útiles y accionables” los reportes y dashboards al finalizar el primer año.</w:t>
             </w:r>
           </w:p>
           <w:p>
@@ -1358,58 +1358,7 @@
                 <w:szCs w:val="20"/>
                 <w:rtl w:val="0"/>
               </w:rPr>
-              <w:t xml:space="preserve">Facilitar la generación de reportes analíticos en distintos formatos (PDF y Excel) para apoyar la labor administrativa y académica.</w:t>
-            </w:r>
-          </w:p>
-          <w:p>
-            <w:pPr>
-              <w:jc w:val="both"/>
-              <w:rPr>
-                <w:sz w:val="20"/>
-                <w:szCs w:val="20"/>
-              </w:rPr>
-            </w:pPr>
-            <w:r>
-              <w:rPr>
-                <w:sz w:val="20"/>
-                <w:szCs w:val="20"/>
-                <w:rtl w:val="0"/>
-              </w:rPr>
-              <w:t xml:space="preserve">Implementar un sistema de monitoreo de estudiantes en riesgo académico o de asistencia, que permita detección temprana para la toma de acciones preventivas.</w:t>
-            </w:r>
-          </w:p>
-          <w:p>
-            <w:pPr>
-              <w:jc w:val="both"/>
-              <w:rPr>
-                <w:sz w:val="20"/>
-                <w:szCs w:val="20"/>
-              </w:rPr>
-            </w:pPr>
-            <w:r>
-              <w:rPr>
-                <w:sz w:val="20"/>
-                <w:szCs w:val="20"/>
-                <w:rtl w:val="0"/>
-              </w:rPr>
-              <w:t xml:space="preserve">Mejorar la experiencia de uso del sistema, asegurando que la interfaz sea intuitiva, accesible y bien valorada por los usuarios.</w:t>
-            </w:r>
-          </w:p>
-          <w:p>
-            <w:pPr>
-              <w:jc w:val="both"/>
-              <w:rPr>
-                <w:sz w:val="20"/>
-                <w:szCs w:val="20"/>
-              </w:rPr>
-            </w:pPr>
-            <w:r>
-              <w:rPr>
-                <w:sz w:val="20"/>
-                <w:szCs w:val="20"/>
-                <w:rtl w:val="0"/>
-              </w:rPr>
-              <w:t xml:space="preserve">Asegurar la disponibilidad y confiabilidad de la plataforma, manteniendo altos niveles de continuidad operativa.</w:t>
+              <w:t xml:space="preserve">Optimizar el desempeño de los estudiantes, detectando y modificando el horario de asignaturas críticas, cambio en el docente a cargo, modificación de hábitos de estudio, entre otras estrategias. Que estas signifiquen una mejora de al menos 2 decimales en la calificación promedio de un curso en asignaturas críticas en el segundo año con respecto al año anterior.</w:t>
             </w:r>
           </w:p>
           <w:p>
@@ -1425,12 +1374,21 @@
             </w:pPr>
             <w:r>
               <w:rPr>
-                <w:sz w:val="20"/>
-                <w:szCs w:val="20"/>
-                <w:rtl w:val="0"/>
-              </w:rPr>
-              <w:t xml:space="preserve">Diseñar una arquitectura escalable y robusta, capaz de soportar el crecimiento en la cantidad de usuarios en el mediano plazo.</w:t>
-            </w:r>
+                <w:rtl w:val="0"/>
+              </w:rPr>
+            </w:r>
+          </w:p>
+          <w:p>
+            <w:pPr>
+              <w:jc w:val="both"/>
+              <w:rPr>
+                <w:i w:val="1"/>
+                <w:iCs w:val="1"/>
+                <w:color w:val="0070c0"/>
+                <w:sz w:val="18"/>
+                <w:szCs w:val="18"/>
+              </w:rPr>
+            </w:pPr>
             <w:r>
               <w:rPr>
                 <w:rtl w:val="0"/>
@@ -5109,12 +5067,12 @@
                 <wp:inline distB="114300" distT="114300" distL="114300" distR="114300">
                   <wp:extent cx="4857750" cy="3378200"/>
                   <wp:effectExtent b="0" l="0" r="0" t="0"/>
-                  <wp:docPr id="56" name="image7.png"/>
+                  <wp:docPr id="56" name="image3.png"/>
                   <a:graphic>
                     <a:graphicData uri="http://schemas.openxmlformats.org/drawingml/2006/picture">
                       <pic:pic>
                         <pic:nvPicPr>
-                          <pic:cNvPr id="0" name="image7.png"/>
+                          <pic:cNvPr id="0" name="image3.png"/>
                           <pic:cNvPicPr preferRelativeResize="0"/>
                         </pic:nvPicPr>
                         <pic:blipFill>
@@ -5186,12 +5144,12 @@
                 <wp:inline distB="114300" distT="114300" distL="114300" distR="114300">
                   <wp:extent cx="4857750" cy="2438400"/>
                   <wp:effectExtent b="0" l="0" r="0" t="0"/>
-                  <wp:docPr id="63" name="image2.png"/>
+                  <wp:docPr id="63" name="image10.png"/>
                   <a:graphic>
                     <a:graphicData uri="http://schemas.openxmlformats.org/drawingml/2006/picture">
                       <pic:pic>
                         <pic:nvPicPr>
-                          <pic:cNvPr id="0" name="image2.png"/>
+                          <pic:cNvPr id="0" name="image10.png"/>
                           <pic:cNvPicPr preferRelativeResize="0"/>
                         </pic:nvPicPr>
                         <pic:blipFill>
@@ -5386,12 +5344,12 @@
                 <wp:inline distB="114300" distT="114300" distL="114300" distR="114300">
                   <wp:extent cx="4587731" cy="4059104"/>
                   <wp:effectExtent b="0" l="0" r="0" t="0"/>
-                  <wp:docPr id="61" name="image4.png"/>
+                  <wp:docPr id="61" name="image8.png"/>
                   <a:graphic>
                     <a:graphicData uri="http://schemas.openxmlformats.org/drawingml/2006/picture">
                       <pic:pic>
                         <pic:nvPicPr>
-                          <pic:cNvPr id="0" name="image4.png"/>
+                          <pic:cNvPr id="0" name="image8.png"/>
                           <pic:cNvPicPr preferRelativeResize="0"/>
                         </pic:nvPicPr>
                         <pic:blipFill>
@@ -5463,12 +5421,12 @@
                 <wp:inline distB="114300" distT="114300" distL="114300" distR="114300">
                   <wp:extent cx="4857750" cy="2616200"/>
                   <wp:effectExtent b="0" l="0" r="0" t="0"/>
-                  <wp:docPr id="60" name="image5.png"/>
+                  <wp:docPr id="60" name="image7.png"/>
                   <a:graphic>
                     <a:graphicData uri="http://schemas.openxmlformats.org/drawingml/2006/picture">
                       <pic:pic>
                         <pic:nvPicPr>
-                          <pic:cNvPr id="0" name="image5.png"/>
+                          <pic:cNvPr id="0" name="image7.png"/>
                           <pic:cNvPicPr preferRelativeResize="0"/>
                         </pic:nvPicPr>
                         <pic:blipFill>
@@ -5529,12 +5487,12 @@
                 <wp:inline distB="114300" distT="114300" distL="114300" distR="114300">
                   <wp:extent cx="4857750" cy="2400300"/>
                   <wp:effectExtent b="0" l="0" r="0" t="0"/>
-                  <wp:docPr id="62" name="image3.png"/>
+                  <wp:docPr id="62" name="image9.png"/>
                   <a:graphic>
                     <a:graphicData uri="http://schemas.openxmlformats.org/drawingml/2006/picture">
                       <pic:pic>
                         <pic:nvPicPr>
-                          <pic:cNvPr id="0" name="image3.png"/>
+                          <pic:cNvPr id="0" name="image9.png"/>
                           <pic:cNvPicPr preferRelativeResize="0"/>
                         </pic:nvPicPr>
                         <pic:blipFill>
@@ -5585,12 +5543,12 @@
                 <wp:inline distB="114300" distT="114300" distL="114300" distR="114300">
                   <wp:extent cx="4857750" cy="2184400"/>
                   <wp:effectExtent b="0" l="0" r="0" t="0"/>
-                  <wp:docPr id="58" name="image8.png"/>
+                  <wp:docPr id="58" name="image5.png"/>
                   <a:graphic>
                     <a:graphicData uri="http://schemas.openxmlformats.org/drawingml/2006/picture">
                       <pic:pic>
                         <pic:nvPicPr>
-                          <pic:cNvPr id="0" name="image8.png"/>
+                          <pic:cNvPr id="0" name="image5.png"/>
                           <pic:cNvPicPr preferRelativeResize="0"/>
                         </pic:nvPicPr>
                         <pic:blipFill>
@@ -5625,12 +5583,12 @@
                 <wp:inline distB="114300" distT="114300" distL="114300" distR="114300">
                   <wp:extent cx="4857750" cy="2108200"/>
                   <wp:effectExtent b="0" l="0" r="0" t="0"/>
-                  <wp:docPr id="55" name="image9.png"/>
+                  <wp:docPr id="55" name="image2.png"/>
                   <a:graphic>
                     <a:graphicData uri="http://schemas.openxmlformats.org/drawingml/2006/picture">
                       <pic:pic>
                         <pic:nvPicPr>
-                          <pic:cNvPr id="0" name="image9.png"/>
+                          <pic:cNvPr id="0" name="image2.png"/>
                           <pic:cNvPicPr preferRelativeResize="0"/>
                         </pic:nvPicPr>
                         <pic:blipFill>
@@ -5948,12 +5906,12 @@
               <wp:inline distB="0" distT="0" distL="0" distR="0">
                 <wp:extent cx="1996440" cy="428625"/>
                 <wp:effectExtent b="0" l="0" r="0" t="0"/>
-                <wp:docPr descr="http://www.duoc.cl/normasgraficas/normasgraficas/marca-duoc/6logo-fondo-transparente/fondo-transparente.png" id="57" name="image1.png"/>
+                <wp:docPr descr="http://www.duoc.cl/normasgraficas/normasgraficas/marca-duoc/6logo-fondo-transparente/fondo-transparente.png" id="57" name="image4.png"/>
                 <a:graphic>
                   <a:graphicData uri="http://schemas.openxmlformats.org/drawingml/2006/picture">
                     <pic:pic>
                       <pic:nvPicPr>
-                        <pic:cNvPr descr="http://www.duoc.cl/normasgraficas/normasgraficas/marca-duoc/6logo-fondo-transparente/fondo-transparente.png" id="0" name="image1.png"/>
+                        <pic:cNvPr descr="http://www.duoc.cl/normasgraficas/normasgraficas/marca-duoc/6logo-fondo-transparente/fondo-transparente.png" id="0" name="image4.png"/>
                         <pic:cNvPicPr preferRelativeResize="0"/>
                       </pic:nvPicPr>
                       <pic:blipFill>
